--- a/docs/competition/2026-jeju-public-data-ai/05_온라인접수_제목_주요내용_라이프사이클_개정본.docx
+++ b/docs/competition/2026-jeju-public-data-ai/05_온라인접수_제목_주요내용_라이프사이클_개정본.docx
@@ -63,7 +63,7 @@
       <w:pPr>
         <w:pStyle w:val="Heading1"/>
         <w:keepNext/>
-        <w:spacing w:after="110" w:before="180"/>
+        <w:spacing w:after="85" w:before="140"/>
       </w:pPr>
       <w:r>
         <w:rPr>
@@ -200,7 +200,7 @@
       <w:pPr>
         <w:pStyle w:val="Heading1"/>
         <w:keepNext/>
-        <w:spacing w:after="110" w:before="180"/>
+        <w:spacing w:after="85" w:before="140"/>
       </w:pPr>
       <w:r>
         <w:rPr>
@@ -218,7 +218,7 @@
     </w:p>
     <w:p>
       <w:pPr>
-        <w:spacing w:after="105" w:line="280"/>
+        <w:spacing w:after="90" w:line="255"/>
         <w:jc w:val="left"/>
       </w:pPr>
       <w:r>
@@ -354,7 +354,7 @@
     </w:p>
     <w:p>
       <w:pPr>
-        <w:spacing w:after="105" w:line="280"/>
+        <w:spacing w:after="90" w:line="255"/>
         <w:jc w:val="left"/>
       </w:pPr>
       <w:r>
@@ -365,8 +365,8 @@
           <w:i w:val="false"/>
           <w:iCs w:val="false"/>
           <w:color w:val="202522"/>
-          <w:sz w:val="20"/>
-          <w:szCs w:val="20"/>
+          <w:sz w:val="19"/>
+          <w:szCs w:val="19"/>
         </w:rPr>
         <w:t xml:space="preserve">‘제주를 담다(Pack Your Jeju)’는 제주 공공데이터를 여행자의 실제 선택과 경험으로 검증하고, 다시 신뢰 가능한 데이터로 강화·확장하는 공공데이터 라이프사이클 서비스입니다. 여행 플랜은 목적이 아니라 공공데이터를 현실에서 활용하고 검증하는 접점입니다.</w:t>
       </w:r>
@@ -392,7 +392,7 @@
     </w:p>
     <w:p>
       <w:pPr>
-        <w:spacing w:after="105" w:line="280"/>
+        <w:spacing w:after="90" w:line="255"/>
         <w:jc w:val="left"/>
       </w:pPr>
       <w:r>
@@ -403,8 +403,8 @@
           <w:i w:val="false"/>
           <w:iCs w:val="false"/>
           <w:color w:val="202522"/>
-          <w:sz w:val="20"/>
-          <w:szCs w:val="20"/>
+          <w:sz w:val="19"/>
+          <w:szCs w:val="19"/>
         </w:rPr>
         <w:t xml:space="preserve">제주 공공데이터는 여행 계획의 신뢰 기반이지만, 공개된 뒤 실제 이용 결과가 다시 데이터 품질 개선으로 돌아오는 구조는 부족합니다. 비짓제주 공개 콘텐츠 수정요청 1,686건 중 장소 매칭이 확인된 556건은 공식 정보도 현장 변화와 지속적으로 대조해야 함을 보여줍니다. 반대로 출처 없는 AI 추천과 단편적 후기는 최신 운영정보를 그럴듯하게 만들 위험이 있습니다.</w:t>
       </w:r>
@@ -430,7 +430,7 @@
     </w:p>
     <w:p>
       <w:pPr>
-        <w:spacing w:after="105" w:line="280"/>
+        <w:spacing w:after="90" w:line="255"/>
         <w:jc w:val="left"/>
       </w:pPr>
       <w:r>
@@ -441,8 +441,8 @@
           <w:i w:val="false"/>
           <w:iCs w:val="false"/>
           <w:color w:val="202522"/>
-          <w:sz w:val="20"/>
-          <w:szCs w:val="20"/>
+          <w:sz w:val="19"/>
+          <w:szCs w:val="19"/>
         </w:rPr>
         <w:t xml:space="preserve">① 제주 공공데이터를 정제·연결해 여행 후보의 근거를 만들고 ② 사용자가 세 가지 경로로 플랜을 구성하며 ③ 실제 여행에서 방문·정보 일치·변경 신호를 남기고 ④ 반복성·독립성·웹 재검증·운영자 검토를 거쳐 ⑤ 원본을 보존한 버전형 보정과 새로운 근거 데이터로 축적합니다. 이 결과는 다음 여행자의 판단 근거와 공공데이터 갱신 우선순위로 다시 활용됩니다.</w:t>
       </w:r>
@@ -475,7 +475,7 @@
           <w:ilvl w:val="0"/>
           <w:numId w:val="2"/>
         </w:numPr>
-        <w:spacing w:after="75" w:line="260"/>
+        <w:spacing w:after="65" w:line="240"/>
       </w:pPr>
       <w:r>
         <w:rPr>
@@ -485,8 +485,8 @@
           <w:i w:val="false"/>
           <w:iCs w:val="false"/>
           <w:color w:val="202522"/>
-          <w:sz w:val="19"/>
-          <w:szCs w:val="19"/>
+          <w:sz w:val="18"/>
+          <w:szCs w:val="18"/>
         </w:rPr>
         <w:t xml:space="preserve">공공데이터 후보: 비짓제주 관광정보 4,422건을 공영주차장 1,557건·버스정류장 4,271건과 연결해 장소와 접근성 근거를 제시합니다.</w:t>
       </w:r>
@@ -499,7 +499,7 @@
           <w:ilvl w:val="0"/>
           <w:numId w:val="2"/>
         </w:numPr>
-        <w:spacing w:after="75" w:line="260"/>
+        <w:spacing w:after="65" w:line="240"/>
       </w:pPr>
       <w:r>
         <w:rPr>
@@ -509,8 +509,8 @@
           <w:i w:val="false"/>
           <w:iCs w:val="false"/>
           <w:color w:val="202522"/>
-          <w:sz w:val="19"/>
-          <w:szCs w:val="19"/>
+          <w:sz w:val="18"/>
+          <w:szCs w:val="18"/>
         </w:rPr>
         <w:t xml:space="preserve">하루방 웹검색: 지역·일정·동행자·취향과 대화 문맥을 반영해 공식·플랫폼·경험 출처의 원문을 조사하고, 최신성·충돌·주의점을 표시합니다.</w:t>
       </w:r>
@@ -523,7 +523,26 @@
           <w:ilvl w:val="0"/>
           <w:numId w:val="2"/>
         </w:numPr>
-        <w:spacing w:after="75" w:line="260"/>
+        <w:spacing w:after="65" w:line="240"/>
+      </w:pPr>
+      <w:r>
+        <w:rPr>
+          <w:rFonts w:ascii="Malgun Gothic" w:cs="Malgun Gothic" w:eastAsia="Malgun Gothic" w:hAnsi="Malgun Gothic"/>
+          <w:b w:val="false"/>
+          <w:bCs w:val="false"/>
+          <w:i w:val="false"/>
+          <w:iCs w:val="false"/>
+          <w:color w:val="202522"/>
+          <w:sz w:val="18"/>
+          <w:szCs w:val="18"/>
+        </w:rPr>
+        <w:t xml:space="preserve">사용자 직접입력: 사용자가 알고 있는 장소나 새 후보를 플랜에 추가하되, 입력 주체와 근거 상태를 구분해 저장합니다.</w:t>
+      </w:r>
+    </w:p>
+    <w:p>
+      <w:pPr>
+        <w:spacing w:after="90" w:line="255"/>
+        <w:jc w:val="left"/>
       </w:pPr>
       <w:r>
         <w:rPr>
@@ -536,25 +555,6 @@
           <w:sz w:val="19"/>
           <w:szCs w:val="19"/>
         </w:rPr>
-        <w:t xml:space="preserve">사용자 직접입력: 사용자가 알고 있는 장소나 새 후보를 플랜에 추가하되, 입력 주체와 근거 상태를 구분해 저장합니다.</w:t>
-      </w:r>
-    </w:p>
-    <w:p>
-      <w:pPr>
-        <w:spacing w:after="105" w:line="280"/>
-        <w:jc w:val="left"/>
-      </w:pPr>
-      <w:r>
-        <w:rPr>
-          <w:rFonts w:ascii="Malgun Gothic" w:cs="Malgun Gothic" w:eastAsia="Malgun Gothic" w:hAnsi="Malgun Gothic"/>
-          <w:b w:val="false"/>
-          <w:bCs w:val="false"/>
-          <w:i w:val="false"/>
-          <w:iCs w:val="false"/>
-          <w:color w:val="202522"/>
-          <w:sz w:val="20"/>
-          <w:szCs w:val="20"/>
-        </w:rPr>
         <w:t xml:space="preserve">세 경로는 하나의 플랜에서 함께 작동합니다. 공공데이터는 신뢰의 출발점이고, 하루방 검색과 사용자 직접입력은 현실의 선택 범위를 넓히며, 실제 여행은 그 근거를 검증합니다.</w:t>
       </w:r>
     </w:p>
@@ -579,7 +579,7 @@
     </w:p>
     <w:p>
       <w:pPr>
-        <w:spacing w:after="105" w:line="280"/>
+        <w:spacing w:after="90" w:line="255"/>
         <w:jc w:val="left"/>
       </w:pPr>
       <w:r>
@@ -590,8 +590,8 @@
           <w:i w:val="false"/>
           <w:iCs w:val="false"/>
           <w:color w:val="202522"/>
-          <w:sz w:val="20"/>
-          <w:szCs w:val="20"/>
+          <w:sz w:val="19"/>
+          <w:szCs w:val="19"/>
         </w:rPr>
         <w:t xml:space="preserve">방문 여부, 정보 일치·불일치, 변경 내용, 확인 시점과 근거 URL을 원본 공공데이터와 분리해 기록합니다. 단일 제보로 원본을 자동 수정하지 않으며, 반복 제보 여부, 서로 독립적인 사용자 신호, 공식·플랫폼 웹 재검증, 운영자 검토를 통과한 내용만 상태와 이력을 가진 버전형 보정 후보로 승격합니다. 반려·보류·정정 이력도 남겨 근거를 추적할 수 있게 설계합니다.</w:t>
       </w:r>
@@ -617,7 +617,7 @@
     </w:p>
     <w:p>
       <w:pPr>
-        <w:spacing w:after="105" w:line="280"/>
+        <w:spacing w:after="90" w:line="255"/>
         <w:jc w:val="left"/>
       </w:pPr>
       <w:r>
@@ -628,8 +628,8 @@
           <w:i w:val="false"/>
           <w:iCs w:val="false"/>
           <w:color w:val="202522"/>
-          <w:sz w:val="20"/>
-          <w:szCs w:val="20"/>
+          <w:sz w:val="19"/>
+          <w:szCs w:val="19"/>
         </w:rPr>
         <w:t xml:space="preserve">현재 MVP는 개인 1인 창업자가 최소 구현 수준으로 제작한 배포형 웹·API 시제품입니다. 여행 조건 입력, 여행팩·지도, 하루방 상담, 세 경로 후보 담기, 플랜·PDF, 방문 피드백과 운영자 검토의 기본 순환을 구현했습니다. 신뢰 엔진 골든셋 12/12와 백엔드 자동 테스트 229건을 통과했습니다.</w:t>
       </w:r>
@@ -637,7 +637,7 @@
     <w:p>
       <w:pPr>
         <w:keepLines/>
-        <w:spacing w:after="105" w:line="280"/>
+        <w:spacing w:after="90" w:line="255"/>
       </w:pPr>
       <w:r>
         <w:rPr>
@@ -647,12 +647,12 @@
           <w:i w:val="false"/>
           <w:iCs w:val="false"/>
           <w:color w:val="202522"/>
-          <w:sz w:val="20"/>
-          <w:szCs w:val="20"/>
+          <w:sz w:val="19"/>
+          <w:szCs w:val="19"/>
         </w:rPr>
         <w:t xml:space="preserve">서비스: </w:t>
       </w:r>
-      <w:hyperlink w:history="1" r:id="rIdow_ir6hwiw2fhud6wfhrr">
+      <w:hyperlink w:history="1" r:id="rIdbrum81ast9x8ghj5rotvs">
         <w:r>
           <w:rPr>
             <w:rFonts w:ascii="Malgun Gothic" w:cs="Malgun Gothic" w:eastAsia="Malgun Gothic" w:hAnsi="Malgun Gothic"/>
@@ -672,15 +672,15 @@
           <w:i w:val="false"/>
           <w:iCs w:val="false"/>
           <w:color w:val="202522"/>
-          <w:sz w:val="20"/>
-          <w:szCs w:val="20"/>
+          <w:sz w:val="19"/>
+          <w:szCs w:val="19"/>
         </w:rPr>
         <w:t xml:space="preserve"/>
       </w:r>
     </w:p>
     <w:p>
       <w:pPr>
-        <w:spacing w:after="105" w:line="280"/>
+        <w:spacing w:after="90" w:line="255"/>
         <w:jc w:val="left"/>
       </w:pPr>
       <w:r>
@@ -691,8 +691,8 @@
           <w:i w:val="false"/>
           <w:iCs w:val="false"/>
           <w:color w:val="202522"/>
-          <w:sz w:val="20"/>
-          <w:szCs w:val="20"/>
+          <w:sz w:val="19"/>
+          <w:szCs w:val="19"/>
         </w:rPr>
         <w:t xml:space="preserve">향후에는 사용자 인증과 장기 저장, 증빙 원본 보호, 기여자 신뢰도, 중복·조작 신호 탐지, 기관 검토·환류 API와 지역별 데이터 품질 대시보드로 확장합니다. 개발·디자인·데이터 검증은 단계별 외부 협업을 활용하되 제품 기준과 데이터 책임은 대표자가 직접 관리합니다.</w:t>
       </w:r>
@@ -718,7 +718,7 @@
     </w:p>
     <w:p>
       <w:pPr>
-        <w:spacing w:after="105" w:line="280"/>
+        <w:spacing w:after="90" w:line="255"/>
         <w:jc w:val="left"/>
       </w:pPr>
       <w:r>
@@ -729,8 +729,8 @@
           <w:i w:val="false"/>
           <w:iCs w:val="false"/>
           <w:color w:val="202522"/>
-          <w:sz w:val="20"/>
-          <w:szCs w:val="20"/>
+          <w:sz w:val="19"/>
+          <w:szCs w:val="19"/>
         </w:rPr>
         <w:t xml:space="preserve">초기에는 무료 여행 플랜과 하루방으로 이용·방문·피드백 전환을 검증합니다. 이후 여행자용 공유 플랜·여행 저널·고급 비교 기능을 프리미엄으로 확장하고, 로컬 사업자에는 정보 변경 신호 리포트, 지자체·관광기관에는 데이터 공백·충돌·갱신 우선순위 대시보드를 제공하는 B2B·B2G 모델을 단계적으로 검증합니다.</w:t>
       </w:r>
@@ -756,7 +756,7 @@
     </w:p>
     <w:p>
       <w:pPr>
-        <w:spacing w:after="105" w:line="280"/>
+        <w:spacing w:after="90" w:line="255"/>
         <w:jc w:val="left"/>
       </w:pPr>
       <w:r>
@@ -767,8 +767,8 @@
           <w:i w:val="false"/>
           <w:iCs w:val="false"/>
           <w:color w:val="202522"/>
-          <w:sz w:val="20"/>
-          <w:szCs w:val="20"/>
+          <w:sz w:val="19"/>
+          <w:szCs w:val="19"/>
         </w:rPr>
         <w:t xml:space="preserve">여행자는 근거가 연결된 플랜으로 헛걸음과 일정 실패를 줄이고, 제주 지역은 다양한 권역과 장소의 발견 기회를 넓힐 수 있습니다. 공공기관은 실제 이용에서 반복 확인된 현장 신호로 갱신 우선순위를 판단하고, 공공데이터는 공개에서 끝나지 않고 활용·검증·보정·확장되는 지속 가능한 자산으로 발전합니다.</w:t>
       </w:r>
@@ -875,7 +875,7 @@
       <w:pPr>
         <w:pStyle w:val="Heading1"/>
         <w:keepNext/>
-        <w:spacing w:after="110" w:before="180"/>
+        <w:spacing w:after="85" w:before="140"/>
       </w:pPr>
       <w:r>
         <w:rPr>
@@ -922,9 +922,9 @@
             </w:tcBorders>
             <w:shd w:fill="EEF5F1" w:val="clear"/>
             <w:tcMar>
-              <w:top w:type="dxa" w:w="95"/>
-              <w:left w:type="dxa" w:w="130"/>
-              <w:bottom w:type="dxa" w:w="95"/>
+              <w:top w:type="dxa" w:w="70"/>
+              <w:left w:type="dxa" w:w="130"/>
+              <w:bottom w:type="dxa" w:w="70"/>
               <w:right w:type="dxa" w:w="130"/>
             </w:tcMar>
           </w:tcPr>
@@ -958,15 +958,15 @@
               <w:right w:val="single" w:color="BCC9C3" w:sz="4"/>
             </w:tcBorders>
             <w:tcMar>
-              <w:top w:type="dxa" w:w="95"/>
-              <w:left w:type="dxa" w:w="130"/>
-              <w:bottom w:type="dxa" w:w="95"/>
-              <w:right w:type="dxa" w:w="130"/>
-            </w:tcMar>
-          </w:tcPr>
-          <w:p>
-            <w:pPr>
-              <w:spacing w:after="0" w:line="250"/>
+              <w:top w:type="dxa" w:w="70"/>
+              <w:left w:type="dxa" w:w="130"/>
+              <w:bottom w:type="dxa" w:w="70"/>
+              <w:right w:type="dxa" w:w="130"/>
+            </w:tcMar>
+          </w:tcPr>
+          <w:p>
+            <w:pPr>
+              <w:spacing w:after="0" w:line="235"/>
               <w:jc w:val="left"/>
             </w:pPr>
             <w:r>
@@ -1000,9 +1000,9 @@
             </w:tcBorders>
             <w:shd w:fill="F8FAF9" w:val="clear"/>
             <w:tcMar>
-              <w:top w:type="dxa" w:w="95"/>
-              <w:left w:type="dxa" w:w="130"/>
-              <w:bottom w:type="dxa" w:w="95"/>
+              <w:top w:type="dxa" w:w="70"/>
+              <w:left w:type="dxa" w:w="130"/>
+              <w:bottom w:type="dxa" w:w="70"/>
               <w:right w:type="dxa" w:w="130"/>
             </w:tcMar>
           </w:tcPr>
@@ -1036,15 +1036,15 @@
               <w:right w:val="single" w:color="BCC9C3" w:sz="4"/>
             </w:tcBorders>
             <w:tcMar>
-              <w:top w:type="dxa" w:w="95"/>
-              <w:left w:type="dxa" w:w="130"/>
-              <w:bottom w:type="dxa" w:w="95"/>
-              <w:right w:type="dxa" w:w="130"/>
-            </w:tcMar>
-          </w:tcPr>
-          <w:p>
-            <w:pPr>
-              <w:spacing w:after="0" w:line="250"/>
+              <w:top w:type="dxa" w:w="70"/>
+              <w:left w:type="dxa" w:w="130"/>
+              <w:bottom w:type="dxa" w:w="70"/>
+              <w:right w:type="dxa" w:w="130"/>
+            </w:tcMar>
+          </w:tcPr>
+          <w:p>
+            <w:pPr>
+              <w:spacing w:after="0" w:line="235"/>
               <w:jc w:val="left"/>
             </w:pPr>
             <w:r>
@@ -1078,9 +1078,9 @@
             </w:tcBorders>
             <w:shd w:fill="EEF5F1" w:val="clear"/>
             <w:tcMar>
-              <w:top w:type="dxa" w:w="95"/>
-              <w:left w:type="dxa" w:w="130"/>
-              <w:bottom w:type="dxa" w:w="95"/>
+              <w:top w:type="dxa" w:w="70"/>
+              <w:left w:type="dxa" w:w="130"/>
+              <w:bottom w:type="dxa" w:w="70"/>
               <w:right w:type="dxa" w:w="130"/>
             </w:tcMar>
           </w:tcPr>
@@ -1114,15 +1114,15 @@
               <w:right w:val="single" w:color="BCC9C3" w:sz="4"/>
             </w:tcBorders>
             <w:tcMar>
-              <w:top w:type="dxa" w:w="95"/>
-              <w:left w:type="dxa" w:w="130"/>
-              <w:bottom w:type="dxa" w:w="95"/>
-              <w:right w:type="dxa" w:w="130"/>
-            </w:tcMar>
-          </w:tcPr>
-          <w:p>
-            <w:pPr>
-              <w:spacing w:after="0" w:line="250"/>
+              <w:top w:type="dxa" w:w="70"/>
+              <w:left w:type="dxa" w:w="130"/>
+              <w:bottom w:type="dxa" w:w="70"/>
+              <w:right w:type="dxa" w:w="130"/>
+            </w:tcMar>
+          </w:tcPr>
+          <w:p>
+            <w:pPr>
+              <w:spacing w:after="0" w:line="235"/>
               <w:jc w:val="left"/>
             </w:pPr>
             <w:r>
@@ -1137,84 +1137,6 @@
                 <w:szCs w:val="18"/>
               </w:rPr>
               <w:t xml:space="preserve">왼쪽 정렬, 문단 사이 한 줄 유지</w:t>
-            </w:r>
-          </w:p>
-        </w:tc>
-      </w:tr>
-      <w:tr>
-        <w:trPr>
-          <w:cantSplit/>
-        </w:trPr>
-        <w:tc>
-          <w:tcPr>
-            <w:tcW w:type="dxa" w:w="2500"/>
-            <w:tcBorders>
-              <w:top w:val="single" w:color="BCC9C3" w:sz="4"/>
-              <w:left w:val="single" w:color="BCC9C3" w:sz="4"/>
-              <w:bottom w:val="single" w:color="BCC9C3" w:sz="4"/>
-              <w:right w:val="single" w:color="BCC9C3" w:sz="4"/>
-            </w:tcBorders>
-            <w:shd w:fill="F8FAF9" w:val="clear"/>
-            <w:tcMar>
-              <w:top w:type="dxa" w:w="95"/>
-              <w:left w:type="dxa" w:w="130"/>
-              <w:bottom w:type="dxa" w:w="95"/>
-              <w:right w:type="dxa" w:w="130"/>
-            </w:tcMar>
-          </w:tcPr>
-          <w:p>
-            <w:pPr>
-              <w:spacing w:after="0"/>
-              <w:jc w:val="left"/>
-            </w:pPr>
-            <w:r>
-              <w:rPr>
-                <w:rFonts w:ascii="Malgun Gothic" w:cs="Malgun Gothic" w:eastAsia="Malgun Gothic" w:hAnsi="Malgun Gothic"/>
-                <w:b/>
-                <w:bCs/>
-                <w:i w:val="false"/>
-                <w:iCs w:val="false"/>
-                <w:color w:val="174E45"/>
-                <w:sz w:val="18"/>
-                <w:szCs w:val="18"/>
-              </w:rPr>
-              <w:t xml:space="preserve">링크</w:t>
-            </w:r>
-          </w:p>
-        </w:tc>
-        <w:tc>
-          <w:tcPr>
-            <w:tcW w:type="dxa" w:w="7606"/>
-            <w:tcBorders>
-              <w:top w:val="single" w:color="BCC9C3" w:sz="4"/>
-              <w:left w:val="single" w:color="BCC9C3" w:sz="4"/>
-              <w:bottom w:val="single" w:color="BCC9C3" w:sz="4"/>
-              <w:right w:val="single" w:color="BCC9C3" w:sz="4"/>
-            </w:tcBorders>
-            <w:tcMar>
-              <w:top w:type="dxa" w:w="95"/>
-              <w:left w:type="dxa" w:w="130"/>
-              <w:bottom w:type="dxa" w:w="95"/>
-              <w:right w:type="dxa" w:w="130"/>
-            </w:tcMar>
-          </w:tcPr>
-          <w:p>
-            <w:pPr>
-              <w:spacing w:after="0" w:line="250"/>
-              <w:jc w:val="left"/>
-            </w:pPr>
-            <w:r>
-              <w:rPr>
-                <w:rFonts w:ascii="Malgun Gothic" w:cs="Malgun Gothic" w:eastAsia="Malgun Gothic" w:hAnsi="Malgun Gothic"/>
-                <w:b w:val="false"/>
-                <w:bCs w:val="false"/>
-                <w:i w:val="false"/>
-                <w:iCs w:val="false"/>
-                <w:color w:val="202522"/>
-                <w:sz w:val="18"/>
-                <w:szCs w:val="18"/>
-              </w:rPr>
-              <w:t xml:space="preserve">서비스 URL에 하이퍼링크 적용</w:t>
             </w:r>
           </w:p>
         </w:tc>
@@ -1225,7 +1147,7 @@
         <w:pStyle w:val="Heading1"/>
         <w:keepNext/>
         <w:pageBreakBefore/>
-        <w:spacing w:after="110" w:before="180"/>
+        <w:spacing w:after="85" w:before="140"/>
       </w:pPr>
       <w:r>
         <w:rPr>
@@ -1272,9 +1194,9 @@
             </w:tcBorders>
             <w:shd w:fill="EEF5F1" w:val="clear"/>
             <w:tcMar>
-              <w:top w:type="dxa" w:w="95"/>
-              <w:left w:type="dxa" w:w="130"/>
-              <w:bottom w:type="dxa" w:w="95"/>
+              <w:top w:type="dxa" w:w="70"/>
+              <w:left w:type="dxa" w:w="130"/>
+              <w:bottom w:type="dxa" w:w="70"/>
               <w:right w:type="dxa" w:w="130"/>
             </w:tcMar>
           </w:tcPr>
@@ -1308,15 +1230,15 @@
               <w:right w:val="single" w:color="BCC9C3" w:sz="4"/>
             </w:tcBorders>
             <w:tcMar>
-              <w:top w:type="dxa" w:w="95"/>
-              <w:left w:type="dxa" w:w="130"/>
-              <w:bottom w:type="dxa" w:w="95"/>
-              <w:right w:type="dxa" w:w="130"/>
-            </w:tcMar>
-          </w:tcPr>
-          <w:p>
-            <w:pPr>
-              <w:spacing w:after="0" w:line="250"/>
+              <w:top w:type="dxa" w:w="70"/>
+              <w:left w:type="dxa" w:w="130"/>
+              <w:bottom w:type="dxa" w:w="70"/>
+              <w:right w:type="dxa" w:w="130"/>
+            </w:tcMar>
+          </w:tcPr>
+          <w:p>
+            <w:pPr>
+              <w:spacing w:after="0" w:line="235"/>
               <w:jc w:val="left"/>
             </w:pPr>
             <w:r>
@@ -1350,9 +1272,9 @@
             </w:tcBorders>
             <w:shd w:fill="F8FAF9" w:val="clear"/>
             <w:tcMar>
-              <w:top w:type="dxa" w:w="95"/>
-              <w:left w:type="dxa" w:w="130"/>
-              <w:bottom w:type="dxa" w:w="95"/>
+              <w:top w:type="dxa" w:w="70"/>
+              <w:left w:type="dxa" w:w="130"/>
+              <w:bottom w:type="dxa" w:w="70"/>
               <w:right w:type="dxa" w:w="130"/>
             </w:tcMar>
           </w:tcPr>
@@ -1386,15 +1308,15 @@
               <w:right w:val="single" w:color="BCC9C3" w:sz="4"/>
             </w:tcBorders>
             <w:tcMar>
-              <w:top w:type="dxa" w:w="95"/>
-              <w:left w:type="dxa" w:w="130"/>
-              <w:bottom w:type="dxa" w:w="95"/>
-              <w:right w:type="dxa" w:w="130"/>
-            </w:tcMar>
-          </w:tcPr>
-          <w:p>
-            <w:pPr>
-              <w:spacing w:after="0" w:line="250"/>
+              <w:top w:type="dxa" w:w="70"/>
+              <w:left w:type="dxa" w:w="130"/>
+              <w:bottom w:type="dxa" w:w="70"/>
+              <w:right w:type="dxa" w:w="130"/>
+            </w:tcMar>
+          </w:tcPr>
+          <w:p>
+            <w:pPr>
+              <w:spacing w:after="0" w:line="235"/>
               <w:jc w:val="left"/>
             </w:pPr>
             <w:r>
@@ -1428,9 +1350,9 @@
             </w:tcBorders>
             <w:shd w:fill="EEF5F1" w:val="clear"/>
             <w:tcMar>
-              <w:top w:type="dxa" w:w="95"/>
-              <w:left w:type="dxa" w:w="130"/>
-              <w:bottom w:type="dxa" w:w="95"/>
+              <w:top w:type="dxa" w:w="70"/>
+              <w:left w:type="dxa" w:w="130"/>
+              <w:bottom w:type="dxa" w:w="70"/>
               <w:right w:type="dxa" w:w="130"/>
             </w:tcMar>
           </w:tcPr>
@@ -1464,15 +1386,15 @@
               <w:right w:val="single" w:color="BCC9C3" w:sz="4"/>
             </w:tcBorders>
             <w:tcMar>
-              <w:top w:type="dxa" w:w="95"/>
-              <w:left w:type="dxa" w:w="130"/>
-              <w:bottom w:type="dxa" w:w="95"/>
-              <w:right w:type="dxa" w:w="130"/>
-            </w:tcMar>
-          </w:tcPr>
-          <w:p>
-            <w:pPr>
-              <w:spacing w:after="0" w:line="250"/>
+              <w:top w:type="dxa" w:w="70"/>
+              <w:left w:type="dxa" w:w="130"/>
+              <w:bottom w:type="dxa" w:w="70"/>
+              <w:right w:type="dxa" w:w="130"/>
+            </w:tcMar>
+          </w:tcPr>
+          <w:p>
+            <w:pPr>
+              <w:spacing w:after="0" w:line="235"/>
               <w:jc w:val="left"/>
             </w:pPr>
             <w:r>
@@ -1506,9 +1428,9 @@
             </w:tcBorders>
             <w:shd w:fill="F8FAF9" w:val="clear"/>
             <w:tcMar>
-              <w:top w:type="dxa" w:w="95"/>
-              <w:left w:type="dxa" w:w="130"/>
-              <w:bottom w:type="dxa" w:w="95"/>
+              <w:top w:type="dxa" w:w="70"/>
+              <w:left w:type="dxa" w:w="130"/>
+              <w:bottom w:type="dxa" w:w="70"/>
               <w:right w:type="dxa" w:w="130"/>
             </w:tcMar>
           </w:tcPr>
@@ -1542,15 +1464,15 @@
               <w:right w:val="single" w:color="BCC9C3" w:sz="4"/>
             </w:tcBorders>
             <w:tcMar>
-              <w:top w:type="dxa" w:w="95"/>
-              <w:left w:type="dxa" w:w="130"/>
-              <w:bottom w:type="dxa" w:w="95"/>
-              <w:right w:type="dxa" w:w="130"/>
-            </w:tcMar>
-          </w:tcPr>
-          <w:p>
-            <w:pPr>
-              <w:spacing w:after="0" w:line="250"/>
+              <w:top w:type="dxa" w:w="70"/>
+              <w:left w:type="dxa" w:w="130"/>
+              <w:bottom w:type="dxa" w:w="70"/>
+              <w:right w:type="dxa" w:w="130"/>
+            </w:tcMar>
+          </w:tcPr>
+          <w:p>
+            <w:pPr>
+              <w:spacing w:after="0" w:line="235"/>
               <w:jc w:val="left"/>
             </w:pPr>
             <w:r>
@@ -1574,7 +1496,7 @@
       <w:pPr>
         <w:pStyle w:val="Heading1"/>
         <w:keepNext/>
-        <w:spacing w:after="110" w:before="180"/>
+        <w:spacing w:after="85" w:before="140"/>
       </w:pPr>
       <w:r>
         <w:rPr>
@@ -1621,9 +1543,9 @@
             </w:tcBorders>
             <w:shd w:fill="EEF5F1" w:val="clear"/>
             <w:tcMar>
-              <w:top w:type="dxa" w:w="95"/>
-              <w:left w:type="dxa" w:w="130"/>
-              <w:bottom w:type="dxa" w:w="95"/>
+              <w:top w:type="dxa" w:w="70"/>
+              <w:left w:type="dxa" w:w="130"/>
+              <w:bottom w:type="dxa" w:w="70"/>
               <w:right w:type="dxa" w:w="130"/>
             </w:tcMar>
           </w:tcPr>
@@ -1657,15 +1579,15 @@
               <w:right w:val="single" w:color="BCC9C3" w:sz="4"/>
             </w:tcBorders>
             <w:tcMar>
-              <w:top w:type="dxa" w:w="95"/>
-              <w:left w:type="dxa" w:w="130"/>
-              <w:bottom w:type="dxa" w:w="95"/>
-              <w:right w:type="dxa" w:w="130"/>
-            </w:tcMar>
-          </w:tcPr>
-          <w:p>
-            <w:pPr>
-              <w:spacing w:after="0" w:line="250"/>
+              <w:top w:type="dxa" w:w="70"/>
+              <w:left w:type="dxa" w:w="130"/>
+              <w:bottom w:type="dxa" w:w="70"/>
+              <w:right w:type="dxa" w:w="130"/>
+            </w:tcMar>
+          </w:tcPr>
+          <w:p>
+            <w:pPr>
+              <w:spacing w:after="0" w:line="235"/>
               <w:jc w:val="left"/>
             </w:pPr>
             <w:r>
@@ -1699,9 +1621,9 @@
             </w:tcBorders>
             <w:shd w:fill="F8FAF9" w:val="clear"/>
             <w:tcMar>
-              <w:top w:type="dxa" w:w="95"/>
-              <w:left w:type="dxa" w:w="130"/>
-              <w:bottom w:type="dxa" w:w="95"/>
+              <w:top w:type="dxa" w:w="70"/>
+              <w:left w:type="dxa" w:w="130"/>
+              <w:bottom w:type="dxa" w:w="70"/>
               <w:right w:type="dxa" w:w="130"/>
             </w:tcMar>
           </w:tcPr>
@@ -1735,15 +1657,15 @@
               <w:right w:val="single" w:color="BCC9C3" w:sz="4"/>
             </w:tcBorders>
             <w:tcMar>
-              <w:top w:type="dxa" w:w="95"/>
-              <w:left w:type="dxa" w:w="130"/>
-              <w:bottom w:type="dxa" w:w="95"/>
-              <w:right w:type="dxa" w:w="130"/>
-            </w:tcMar>
-          </w:tcPr>
-          <w:p>
-            <w:pPr>
-              <w:spacing w:after="0" w:line="250"/>
+              <w:top w:type="dxa" w:w="70"/>
+              <w:left w:type="dxa" w:w="130"/>
+              <w:bottom w:type="dxa" w:w="70"/>
+              <w:right w:type="dxa" w:w="130"/>
+            </w:tcMar>
+          </w:tcPr>
+          <w:p>
+            <w:pPr>
+              <w:spacing w:after="0" w:line="235"/>
               <w:jc w:val="left"/>
             </w:pPr>
             <w:r>
@@ -1777,9 +1699,9 @@
             </w:tcBorders>
             <w:shd w:fill="EEF5F1" w:val="clear"/>
             <w:tcMar>
-              <w:top w:type="dxa" w:w="95"/>
-              <w:left w:type="dxa" w:w="130"/>
-              <w:bottom w:type="dxa" w:w="95"/>
+              <w:top w:type="dxa" w:w="70"/>
+              <w:left w:type="dxa" w:w="130"/>
+              <w:bottom w:type="dxa" w:w="70"/>
               <w:right w:type="dxa" w:w="130"/>
             </w:tcMar>
           </w:tcPr>
@@ -1813,15 +1735,15 @@
               <w:right w:val="single" w:color="BCC9C3" w:sz="4"/>
             </w:tcBorders>
             <w:tcMar>
-              <w:top w:type="dxa" w:w="95"/>
-              <w:left w:type="dxa" w:w="130"/>
-              <w:bottom w:type="dxa" w:w="95"/>
-              <w:right w:type="dxa" w:w="130"/>
-            </w:tcMar>
-          </w:tcPr>
-          <w:p>
-            <w:pPr>
-              <w:spacing w:after="0" w:line="250"/>
+              <w:top w:type="dxa" w:w="70"/>
+              <w:left w:type="dxa" w:w="130"/>
+              <w:bottom w:type="dxa" w:w="70"/>
+              <w:right w:type="dxa" w:w="130"/>
+            </w:tcMar>
+          </w:tcPr>
+          <w:p>
+            <w:pPr>
+              <w:spacing w:after="0" w:line="235"/>
               <w:jc w:val="left"/>
             </w:pPr>
             <w:r>
@@ -1855,9 +1777,9 @@
             </w:tcBorders>
             <w:shd w:fill="F8FAF9" w:val="clear"/>
             <w:tcMar>
-              <w:top w:type="dxa" w:w="95"/>
-              <w:left w:type="dxa" w:w="130"/>
-              <w:bottom w:type="dxa" w:w="95"/>
+              <w:top w:type="dxa" w:w="70"/>
+              <w:left w:type="dxa" w:w="130"/>
+              <w:bottom w:type="dxa" w:w="70"/>
               <w:right w:type="dxa" w:w="130"/>
             </w:tcMar>
           </w:tcPr>
@@ -1891,15 +1813,15 @@
               <w:right w:val="single" w:color="BCC9C3" w:sz="4"/>
             </w:tcBorders>
             <w:tcMar>
-              <w:top w:type="dxa" w:w="95"/>
-              <w:left w:type="dxa" w:w="130"/>
-              <w:bottom w:type="dxa" w:w="95"/>
-              <w:right w:type="dxa" w:w="130"/>
-            </w:tcMar>
-          </w:tcPr>
-          <w:p>
-            <w:pPr>
-              <w:spacing w:after="0" w:line="250"/>
+              <w:top w:type="dxa" w:w="70"/>
+              <w:left w:type="dxa" w:w="130"/>
+              <w:bottom w:type="dxa" w:w="70"/>
+              <w:right w:type="dxa" w:w="130"/>
+            </w:tcMar>
+          </w:tcPr>
+          <w:p>
+            <w:pPr>
+              <w:spacing w:after="0" w:line="235"/>
               <w:jc w:val="left"/>
             </w:pPr>
             <w:r>
@@ -1933,9 +1855,9 @@
             </w:tcBorders>
             <w:shd w:fill="EEF5F1" w:val="clear"/>
             <w:tcMar>
-              <w:top w:type="dxa" w:w="95"/>
-              <w:left w:type="dxa" w:w="130"/>
-              <w:bottom w:type="dxa" w:w="95"/>
+              <w:top w:type="dxa" w:w="70"/>
+              <w:left w:type="dxa" w:w="130"/>
+              <w:bottom w:type="dxa" w:w="70"/>
               <w:right w:type="dxa" w:w="130"/>
             </w:tcMar>
           </w:tcPr>
@@ -1969,15 +1891,15 @@
               <w:right w:val="single" w:color="BCC9C3" w:sz="4"/>
             </w:tcBorders>
             <w:tcMar>
-              <w:top w:type="dxa" w:w="95"/>
-              <w:left w:type="dxa" w:w="130"/>
-              <w:bottom w:type="dxa" w:w="95"/>
-              <w:right w:type="dxa" w:w="130"/>
-            </w:tcMar>
-          </w:tcPr>
-          <w:p>
-            <w:pPr>
-              <w:spacing w:after="0" w:line="250"/>
+              <w:top w:type="dxa" w:w="70"/>
+              <w:left w:type="dxa" w:w="130"/>
+              <w:bottom w:type="dxa" w:w="70"/>
+              <w:right w:type="dxa" w:w="130"/>
+            </w:tcMar>
+          </w:tcPr>
+          <w:p>
+            <w:pPr>
+              <w:spacing w:after="0" w:line="235"/>
               <w:jc w:val="left"/>
             </w:pPr>
             <w:r>
@@ -2001,7 +1923,7 @@
       <w:pPr>
         <w:pStyle w:val="Heading1"/>
         <w:keepNext/>
-        <w:spacing w:after="110" w:before="180"/>
+        <w:spacing w:after="85" w:before="140"/>
       </w:pPr>
       <w:r>
         <w:rPr>
@@ -2025,7 +1947,7 @@
           <w:ilvl w:val="0"/>
           <w:numId w:val="2"/>
         </w:numPr>
-        <w:spacing w:after="75" w:line="260"/>
+        <w:spacing w:after="65" w:line="240"/>
       </w:pPr>
       <w:r>
         <w:rPr>
@@ -2035,8 +1957,8 @@
           <w:i w:val="false"/>
           <w:iCs w:val="false"/>
           <w:color w:val="202522"/>
-          <w:sz w:val="19"/>
-          <w:szCs w:val="19"/>
+          <w:sz w:val="18"/>
+          <w:szCs w:val="18"/>
         </w:rPr>
         <w:t xml:space="preserve">제목과 주요내용의 아이템명이 ‘제주를 담다(Pack Your Jeju)’로 일치하는지 확인</w:t>
       </w:r>
@@ -2049,7 +1971,7 @@
           <w:ilvl w:val="0"/>
           <w:numId w:val="2"/>
         </w:numPr>
-        <w:spacing w:after="75" w:line="260"/>
+        <w:spacing w:after="65" w:line="240"/>
       </w:pPr>
       <w:r>
         <w:rPr>
@@ -2059,8 +1981,8 @@
           <w:i w:val="false"/>
           <w:iCs w:val="false"/>
           <w:color w:val="202522"/>
-          <w:sz w:val="19"/>
-          <w:szCs w:val="19"/>
+          <w:sz w:val="18"/>
+          <w:szCs w:val="18"/>
         </w:rPr>
         <w:t xml:space="preserve">주요내용에 서비스 URL이 클릭 가능한 링크로 표시되는지 확인</w:t>
       </w:r>
@@ -2073,7 +1995,7 @@
           <w:ilvl w:val="0"/>
           <w:numId w:val="2"/>
         </w:numPr>
-        <w:spacing w:after="75" w:line="260"/>
+        <w:spacing w:after="65" w:line="240"/>
       </w:pPr>
       <w:r>
         <w:rPr>
@@ -2083,8 +2005,8 @@
           <w:i w:val="false"/>
           <w:iCs w:val="false"/>
           <w:color w:val="202522"/>
-          <w:sz w:val="19"/>
-          <w:szCs w:val="19"/>
+          <w:sz w:val="18"/>
+          <w:szCs w:val="18"/>
         </w:rPr>
         <w:t xml:space="preserve">대표이미지가 494×375px 이상이며 깨지거나 찌그러지지 않는지 확인</w:t>
       </w:r>
@@ -2097,7 +2019,7 @@
           <w:ilvl w:val="0"/>
           <w:numId w:val="2"/>
         </w:numPr>
-        <w:spacing w:after="75" w:line="260"/>
+        <w:spacing w:after="65" w:line="240"/>
       </w:pPr>
       <w:r>
         <w:rPr>
@@ -2107,8 +2029,8 @@
           <w:i w:val="false"/>
           <w:iCs w:val="false"/>
           <w:color w:val="202522"/>
-          <w:sz w:val="19"/>
-          <w:szCs w:val="19"/>
+          <w:sz w:val="18"/>
+          <w:szCs w:val="18"/>
         </w:rPr>
         <w:t xml:space="preserve">사업계획서가 최신 라이프사이클 04번 PDF인지, 개인 1인 창업자 정보와 일치하는지 확인</w:t>
       </w:r>
@@ -2121,7 +2043,7 @@
           <w:ilvl w:val="0"/>
           <w:numId w:val="2"/>
         </w:numPr>
-        <w:spacing w:after="75" w:line="260"/>
+        <w:spacing w:after="65" w:line="240"/>
       </w:pPr>
       <w:r>
         <w:rPr>
@@ -2131,8 +2053,8 @@
           <w:i w:val="false"/>
           <w:iCs w:val="false"/>
           <w:color w:val="202522"/>
-          <w:sz w:val="19"/>
-          <w:szCs w:val="19"/>
+          <w:sz w:val="18"/>
+          <w:szCs w:val="18"/>
         </w:rPr>
         <w:t xml:space="preserve">첨부파일 공개 체크가 개인정보 보호 원칙에 맞는지 확인</w:t>
       </w:r>
@@ -2145,7 +2067,7 @@
           <w:ilvl w:val="0"/>
           <w:numId w:val="2"/>
         </w:numPr>
-        <w:spacing w:after="75" w:line="260"/>
+        <w:spacing w:after="65" w:line="240"/>
       </w:pPr>
       <w:r>
         <w:rPr>
@@ -2155,8 +2077,8 @@
           <w:i w:val="false"/>
           <w:iCs w:val="false"/>
           <w:color w:val="202522"/>
-          <w:sz w:val="19"/>
-          <w:szCs w:val="19"/>
+          <w:sz w:val="18"/>
+          <w:szCs w:val="18"/>
         </w:rPr>
         <w:t xml:space="preserve">저장 후 등록 상세 화면에서 제목·문단·링크·첨부파일을 다시 열어 확인</w:t>
       </w:r>

--- a/docs/competition/2026-jeju-public-data-ai/05_온라인접수_제목_주요내용_라이프사이클_개정본.docx
+++ b/docs/competition/2026-jeju-public-data-ai/05_온라인접수_제목_주요내용_라이프사이클_개정본.docx
@@ -349,7 +349,7 @@
           <w:sz w:val="20"/>
           <w:szCs w:val="20"/>
         </w:rPr>
-        <w:t xml:space="preserve">제안 개요</w:t>
+        <w:t xml:space="preserve">제품·서비스 정의</w:t>
       </w:r>
     </w:p>
     <w:p>
@@ -368,7 +368,7 @@
           <w:sz w:val="19"/>
           <w:szCs w:val="19"/>
         </w:rPr>
-        <w:t xml:space="preserve">‘제주를 담다(Pack Your Jeju)’는 제주 공공데이터를 여행자의 실제 선택과 경험으로 검증하고, 다시 신뢰 가능한 데이터로 강화·확장하는 공공데이터 라이프사이클 서비스입니다. 여행 플랜은 목적이 아니라 공공데이터를 현실에서 활용하고 검증하는 접점입니다.</w:t>
+        <w:t xml:space="preserve">‘제주를 담다(Pack Your Jeju)’는 제주 공공데이터를 정제·연결해 여행 선택의 근거로 제공하고, 하루방 리서치와 사용자 직접입력, 실제 방문 피드백을 거쳐 다시 신뢰 가능한 데이터로 축적하는 공공데이터 라이프사이클 서비스입니다. 여행 플랜은 최종 목적이 아니라 공공데이터를 현실에서 활용하고 검증하는 한 사이클입니다.</w:t>
       </w:r>
     </w:p>
     <w:p>
@@ -387,84 +387,7 @@
           <w:sz w:val="20"/>
           <w:szCs w:val="20"/>
         </w:rPr>
-        <w:t xml:space="preserve">문제 인식</w:t>
-      </w:r>
-    </w:p>
-    <w:p>
-      <w:pPr>
-        <w:spacing w:after="90" w:line="255"/>
-        <w:jc w:val="left"/>
-      </w:pPr>
-      <w:r>
-        <w:rPr>
-          <w:rFonts w:ascii="Malgun Gothic" w:cs="Malgun Gothic" w:eastAsia="Malgun Gothic" w:hAnsi="Malgun Gothic"/>
-          <w:b w:val="false"/>
-          <w:bCs w:val="false"/>
-          <w:i w:val="false"/>
-          <w:iCs w:val="false"/>
-          <w:color w:val="202522"/>
-          <w:sz w:val="19"/>
-          <w:szCs w:val="19"/>
-        </w:rPr>
-        <w:t xml:space="preserve">제주 공공데이터는 여행 계획의 신뢰 기반이지만, 공개된 뒤 실제 이용 결과가 다시 데이터 품질 개선으로 돌아오는 구조는 부족합니다. 비짓제주 공개 콘텐츠 수정요청 1,686건 중 장소 매칭이 확인된 556건은 공식 정보도 현장 변화와 지속적으로 대조해야 함을 보여줍니다. 반대로 출처 없는 AI 추천과 단편적 후기는 최신 운영정보를 그럴듯하게 만들 위험이 있습니다.</w:t>
-      </w:r>
-    </w:p>
-    <w:p>
-      <w:pPr>
-        <w:keepNext/>
-        <w:spacing w:after="45" w:before="120"/>
-      </w:pPr>
-      <w:r>
-        <w:rPr>
-          <w:rFonts w:ascii="Malgun Gothic" w:cs="Malgun Gothic" w:eastAsia="Malgun Gothic" w:hAnsi="Malgun Gothic"/>
-          <w:b/>
-          <w:bCs/>
-          <w:i w:val="false"/>
-          <w:iCs w:val="false"/>
-          <w:color w:val="174E45"/>
-          <w:sz w:val="20"/>
-          <w:szCs w:val="20"/>
-        </w:rPr>
-        <w:t xml:space="preserve">공공데이터 라이프사이클</w:t>
-      </w:r>
-    </w:p>
-    <w:p>
-      <w:pPr>
-        <w:spacing w:after="90" w:line="255"/>
-        <w:jc w:val="left"/>
-      </w:pPr>
-      <w:r>
-        <w:rPr>
-          <w:rFonts w:ascii="Malgun Gothic" w:cs="Malgun Gothic" w:eastAsia="Malgun Gothic" w:hAnsi="Malgun Gothic"/>
-          <w:b w:val="false"/>
-          <w:bCs w:val="false"/>
-          <w:i w:val="false"/>
-          <w:iCs w:val="false"/>
-          <w:color w:val="202522"/>
-          <w:sz w:val="19"/>
-          <w:szCs w:val="19"/>
-        </w:rPr>
-        <w:t xml:space="preserve">① 제주 공공데이터를 정제·연결해 여행 후보의 근거를 만들고 ② 사용자가 세 가지 경로로 플랜을 구성하며 ③ 실제 여행에서 방문·정보 일치·변경 신호를 남기고 ④ 반복성·독립성·웹 재검증·운영자 검토를 거쳐 ⑤ 원본을 보존한 버전형 보정과 새로운 근거 데이터로 축적합니다. 이 결과는 다음 여행자의 판단 근거와 공공데이터 갱신 우선순위로 다시 활용됩니다.</w:t>
-      </w:r>
-    </w:p>
-    <w:p>
-      <w:pPr>
-        <w:keepNext/>
-        <w:pageBreakBefore/>
-        <w:spacing w:after="45" w:before="120"/>
-      </w:pPr>
-      <w:r>
-        <w:rPr>
-          <w:rFonts w:ascii="Malgun Gothic" w:cs="Malgun Gothic" w:eastAsia="Malgun Gothic" w:hAnsi="Malgun Gothic"/>
-          <w:b/>
-          <w:bCs/>
-          <w:i w:val="false"/>
-          <w:iCs w:val="false"/>
-          <w:color w:val="174E45"/>
-          <w:sz w:val="20"/>
-          <w:szCs w:val="20"/>
-        </w:rPr>
-        <w:t xml:space="preserve">세 가지 플랜 생성 경로</w:t>
+        <w:t xml:space="preserve">핵심 기술·기능</w:t>
       </w:r>
     </w:p>
     <w:p>
@@ -488,7 +411,7 @@
           <w:sz w:val="18"/>
           <w:szCs w:val="18"/>
         </w:rPr>
-        <w:t xml:space="preserve">공공데이터 후보: 비짓제주 관광정보 4,422건을 공영주차장 1,557건·버스정류장 4,271건과 연결해 장소와 접근성 근거를 제시합니다.</w:t>
+        <w:t xml:space="preserve">Python 기반 공공데이터 ETL: 서로 다른 제주 관광·교통·기상 데이터를 공통 구조로 정규화하고 체크섬으로 변경 여부를 감지합니다.</w:t>
       </w:r>
     </w:p>
     <w:p>
@@ -512,7 +435,7 @@
           <w:sz w:val="18"/>
           <w:szCs w:val="18"/>
         </w:rPr>
-        <w:t xml:space="preserve">하루방 웹검색: 지역·일정·동행자·취향과 대화 문맥을 반영해 공식·플랫폼·경험 출처의 원문을 조사하고, 최신성·충돌·주의점을 표시합니다.</w:t>
+        <w:t xml:space="preserve">PostgreSQL 검색·연결: Full Text Search, GIN, pg_trgm으로 명칭·주소의 표기 차이를 보완하고, 공영주차장 1km·버스정류장 500m 범위의 접근성 근거를 연결합니다.</w:t>
       </w:r>
     </w:p>
     <w:p>
@@ -536,7 +459,74 @@
           <w:sz w:val="18"/>
           <w:szCs w:val="18"/>
         </w:rPr>
-        <w:t xml:space="preserve">사용자 직접입력: 사용자가 알고 있는 장소나 새 후보를 플랜에 추가하되, 입력 주체와 근거 상태를 구분해 저장합니다.</w:t>
+        <w:t xml:space="preserve">하루방 AI 리서치: LLM Function Calling과 RAG로 지역·일정·동행자·취향과 대화 문맥을 해석하고 공식·플랫폼·경험 출처의 원문을 조사합니다.</w:t>
+      </w:r>
+    </w:p>
+    <w:p>
+      <w:pPr>
+        <w:pStyle w:val="ListParagraph"/>
+        <w:keepLines/>
+        <w:numPr>
+          <w:ilvl w:val="0"/>
+          <w:numId w:val="2"/>
+        </w:numPr>
+        <w:spacing w:after="65" w:line="240"/>
+      </w:pPr>
+      <w:r>
+        <w:rPr>
+          <w:rFonts w:ascii="Malgun Gothic" w:cs="Malgun Gothic" w:eastAsia="Malgun Gothic" w:hAnsi="Malgun Gothic"/>
+          <w:b w:val="false"/>
+          <w:bCs w:val="false"/>
+          <w:i w:val="false"/>
+          <w:iCs w:val="false"/>
+          <w:color w:val="202522"/>
+          <w:sz w:val="18"/>
+          <w:szCs w:val="18"/>
+        </w:rPr>
+        <w:t xml:space="preserve">Trust Engine과 근거 원장: 출처 역할·최신성·교차확인·충돌을 규칙 기반으로 점수화하고, 점수 근거와 확인 필요 항목을 함께 표시합니다.</w:t>
+      </w:r>
+    </w:p>
+    <w:p>
+      <w:pPr>
+        <w:pStyle w:val="ListParagraph"/>
+        <w:keepLines/>
+        <w:numPr>
+          <w:ilvl w:val="0"/>
+          <w:numId w:val="2"/>
+        </w:numPr>
+        <w:spacing w:after="65" w:line="240"/>
+      </w:pPr>
+      <w:r>
+        <w:rPr>
+          <w:rFonts w:ascii="Malgun Gothic" w:cs="Malgun Gothic" w:eastAsia="Malgun Gothic" w:hAnsi="Malgun Gothic"/>
+          <w:b w:val="false"/>
+          <w:bCs w:val="false"/>
+          <w:i w:val="false"/>
+          <w:iCs w:val="false"/>
+          <w:color w:val="202522"/>
+          <w:sz w:val="18"/>
+          <w:szCs w:val="18"/>
+        </w:rPr>
+        <w:t xml:space="preserve">운영형 PWA: React/Vite PWA와 FastAPI·Pydantic·SQLAlchemy·PostgreSQL로 구현하고, Vercel과 Railway에 분리 배포해 모바일에서 설치해 사용할 수 있습니다.</w:t>
+      </w:r>
+    </w:p>
+    <w:p>
+      <w:pPr>
+        <w:keepNext/>
+        <w:spacing w:after="45" w:before="120"/>
+      </w:pPr>
+      <w:r>
+        <w:rPr>
+          <w:rFonts w:ascii="Malgun Gothic" w:cs="Malgun Gothic" w:eastAsia="Malgun Gothic" w:hAnsi="Malgun Gothic"/>
+          <w:b/>
+          <w:bCs/>
+          <w:i w:val="false"/>
+          <w:iCs w:val="false"/>
+          <w:color w:val="174E45"/>
+          <w:sz w:val="20"/>
+          <w:szCs w:val="20"/>
+        </w:rPr>
+        <w:t xml:space="preserve">공공데이터 활용과 차별성</w:t>
       </w:r>
     </w:p>
     <w:p>
@@ -555,12 +545,13 @@
           <w:sz w:val="19"/>
           <w:szCs w:val="19"/>
         </w:rPr>
-        <w:t xml:space="preserve">세 경로는 하나의 플랜에서 함께 작동합니다. 공공데이터는 신뢰의 출발점이고, 하루방 검색과 사용자 직접입력은 현실의 선택 범위를 넓히며, 실제 여행은 그 근거를 검증합니다.</w:t>
+        <w:t xml:space="preserve">비짓제주 관광정보 4,422건, 공영주차장 1,557건, 버스정류장 4,271건과 기상청 예보를 정규화·연결했습니다. 단순 추천 서비스와 달리 “어디를 갈지”뿐 아니라 어떤 데이터와 출처가 그 판단을 뒷받침하는지 보여주고, 실제 여행의 결과를 다음 데이터 품질 개선으로 되돌립니다.</w:t>
       </w:r>
     </w:p>
     <w:p>
       <w:pPr>
         <w:keepNext/>
+        <w:pageBreakBefore/>
         <w:spacing w:after="45" w:before="120"/>
       </w:pPr>
       <w:r>
@@ -574,7 +565,79 @@
           <w:sz w:val="20"/>
           <w:szCs w:val="20"/>
         </w:rPr>
-        <w:t xml:space="preserve">피드백 신뢰 축적 설계</w:t>
+        <w:t xml:space="preserve">세 가지 플랜 생성 경로</w:t>
+      </w:r>
+    </w:p>
+    <w:p>
+      <w:pPr>
+        <w:pStyle w:val="ListParagraph"/>
+        <w:keepLines/>
+        <w:numPr>
+          <w:ilvl w:val="0"/>
+          <w:numId w:val="2"/>
+        </w:numPr>
+        <w:spacing w:after="65" w:line="240"/>
+      </w:pPr>
+      <w:r>
+        <w:rPr>
+          <w:rFonts w:ascii="Malgun Gothic" w:cs="Malgun Gothic" w:eastAsia="Malgun Gothic" w:hAnsi="Malgun Gothic"/>
+          <w:b w:val="false"/>
+          <w:bCs w:val="false"/>
+          <w:i w:val="false"/>
+          <w:iCs w:val="false"/>
+          <w:color w:val="202522"/>
+          <w:sz w:val="18"/>
+          <w:szCs w:val="18"/>
+        </w:rPr>
+        <w:t xml:space="preserve">공공데이터 후보: 정규화된 관광·교통·기상 근거를 바탕으로 장소와 접근 조건을 확인합니다.</w:t>
+      </w:r>
+    </w:p>
+    <w:p>
+      <w:pPr>
+        <w:pStyle w:val="ListParagraph"/>
+        <w:keepLines/>
+        <w:numPr>
+          <w:ilvl w:val="0"/>
+          <w:numId w:val="2"/>
+        </w:numPr>
+        <w:spacing w:after="65" w:line="240"/>
+      </w:pPr>
+      <w:r>
+        <w:rPr>
+          <w:rFonts w:ascii="Malgun Gothic" w:cs="Malgun Gothic" w:eastAsia="Malgun Gothic" w:hAnsi="Malgun Gothic"/>
+          <w:b w:val="false"/>
+          <w:bCs w:val="false"/>
+          <w:i w:val="false"/>
+          <w:iCs w:val="false"/>
+          <w:color w:val="202522"/>
+          <w:sz w:val="18"/>
+          <w:szCs w:val="18"/>
+        </w:rPr>
+        <w:t xml:space="preserve">하루방 웹검색: 지역·일정·동행자·취향과 대화 문맥을 이어받아 원문을 재검색하고 최신성·충돌·주의점을 비교합니다.</w:t>
+      </w:r>
+    </w:p>
+    <w:p>
+      <w:pPr>
+        <w:pStyle w:val="ListParagraph"/>
+        <w:keepLines/>
+        <w:numPr>
+          <w:ilvl w:val="0"/>
+          <w:numId w:val="2"/>
+        </w:numPr>
+        <w:spacing w:after="65" w:line="240"/>
+      </w:pPr>
+      <w:r>
+        <w:rPr>
+          <w:rFonts w:ascii="Malgun Gothic" w:cs="Malgun Gothic" w:eastAsia="Malgun Gothic" w:hAnsi="Malgun Gothic"/>
+          <w:b w:val="false"/>
+          <w:bCs w:val="false"/>
+          <w:i w:val="false"/>
+          <w:iCs w:val="false"/>
+          <w:color w:val="202522"/>
+          <w:sz w:val="18"/>
+          <w:szCs w:val="18"/>
+        </w:rPr>
+        <w:t xml:space="preserve">사용자 직접입력: 사용자가 발견한 장소도 플랜에 담되 입력 주체와 근거 상태를 구분해 저장합니다.</w:t>
       </w:r>
     </w:p>
     <w:p>
@@ -593,7 +656,7 @@
           <w:sz w:val="19"/>
           <w:szCs w:val="19"/>
         </w:rPr>
-        <w:t xml:space="preserve">방문 여부, 정보 일치·불일치, 변경 내용, 확인 시점과 근거 URL을 원본 공공데이터와 분리해 기록합니다. 단일 제보로 원본을 자동 수정하지 않으며, 반복 제보 여부, 서로 독립적인 사용자 신호, 공식·플랫폼 웹 재검증, 운영자 검토를 통과한 내용만 상태와 이력을 가진 버전형 보정 후보로 승격합니다. 반려·보류·정정 이력도 남겨 근거를 추적할 수 있게 설계합니다.</w:t>
+        <w:t xml:space="preserve">세 경로는 하나의 플랜에서 함께 작동합니다. 공공데이터는 신뢰의 출발점이고, 하루방 검색과 사용자 입력은 선택 범위를 넓히며, 실제 여행은 그 근거를 검증합니다.</w:t>
       </w:r>
     </w:p>
     <w:p>
@@ -612,7 +675,7 @@
           <w:sz w:val="20"/>
           <w:szCs w:val="20"/>
         </w:rPr>
-        <w:t xml:space="preserve">현재 MVP와 고도화 계획</w:t>
+        <w:t xml:space="preserve">실제 여행 피드백의 신뢰 축적</w:t>
       </w:r>
     </w:p>
     <w:p>
@@ -631,13 +694,32 @@
           <w:sz w:val="19"/>
           <w:szCs w:val="19"/>
         </w:rPr>
-        <w:t xml:space="preserve">현재 MVP는 개인 1인 창업자가 최소 구현 수준으로 제작한 배포형 웹·API 시제품입니다. 여행 조건 입력, 여행팩·지도, 하루방 상담, 세 경로 후보 담기, 플랜·PDF, 방문 피드백과 운영자 검토의 기본 순환을 구현했습니다. 신뢰 엔진 골든셋 12/12와 백엔드 자동 테스트 229건을 통과했습니다.</w:t>
-      </w:r>
-    </w:p>
-    <w:p>
-      <w:pPr>
-        <w:keepLines/>
+        <w:t xml:space="preserve">PlanItem·Evidence·VisitFeedback·ModerationCase·PublicDataCorrection을 분리한 PostgreSQL 근거 원장에 방문 여부, 정보 일치·불일치, 확인 시점과 근거 URL을 기록합니다. 중복 제출 방지 키로 반복 저장을 막고, 단일 제보가 원본을 바꾸지 않도록 합니다. 반복성·독립성·웹 재검증·운영자 검토를 통과한 내용만 원본을 보존한 버전형 보정 후보와 새로운 근거 데이터로 축적합니다.</w:t>
+      </w:r>
+    </w:p>
+    <w:p>
+      <w:pPr>
+        <w:keepNext/>
+        <w:spacing w:after="45" w:before="120"/>
+      </w:pPr>
+      <w:r>
+        <w:rPr>
+          <w:rFonts w:ascii="Malgun Gothic" w:cs="Malgun Gothic" w:eastAsia="Malgun Gothic" w:hAnsi="Malgun Gothic"/>
+          <w:b/>
+          <w:bCs/>
+          <w:i w:val="false"/>
+          <w:iCs w:val="false"/>
+          <w:color w:val="174E45"/>
+          <w:sz w:val="20"/>
+          <w:szCs w:val="20"/>
+        </w:rPr>
+        <w:t xml:space="preserve">현재 MVP와 개인 실행 역량</w:t>
+      </w:r>
+    </w:p>
+    <w:p>
+      <w:pPr>
         <w:spacing w:after="90" w:line="255"/>
+        <w:jc w:val="left"/>
       </w:pPr>
       <w:r>
         <w:rPr>
@@ -650,9 +732,28 @@
           <w:sz w:val="19"/>
           <w:szCs w:val="19"/>
         </w:rPr>
+        <w:t xml:space="preserve">현재 MVP는 개인 1인 창업자가 직접 설계·구현한 배포형 웹·API 시제품입니다. 여행팩·지도, 하루방 상담, 세 경로 후보 담기, 플랜·PDF, 방문 피드백과 검토의 최소 순환을 구현했으며 신뢰 엔진 골든셋 12/12와 백엔드 자동 테스트 229건을 통과했습니다. 신청자는 AI 엔지니어링 정규 교육과정을 모두 이수했으며 공식 수료 절차를 앞두고 있습니다. Python 데이터 처리, ML, LLM·RAG를 학습·적용했고 60개 이상의 웹 서비스·프로토타입 저장소를 구축했습니다.</w:t>
+      </w:r>
+    </w:p>
+    <w:p>
+      <w:pPr>
+        <w:keepLines/>
+        <w:spacing w:after="90" w:line="255"/>
+      </w:pPr>
+      <w:r>
+        <w:rPr>
+          <w:rFonts w:ascii="Malgun Gothic" w:cs="Malgun Gothic" w:eastAsia="Malgun Gothic" w:hAnsi="Malgun Gothic"/>
+          <w:b w:val="false"/>
+          <w:bCs w:val="false"/>
+          <w:i w:val="false"/>
+          <w:iCs w:val="false"/>
+          <w:color w:val="202522"/>
+          <w:sz w:val="19"/>
+          <w:szCs w:val="19"/>
+        </w:rPr>
         <w:t xml:space="preserve">서비스: </w:t>
       </w:r>
-      <w:hyperlink w:history="1" r:id="rIdbrum81ast9x8ghj5rotvs">
+      <w:hyperlink w:history="1" r:id="rIdjttobkriv0sktdzyazw5y">
         <w:r>
           <w:rPr>
             <w:rFonts w:ascii="Malgun Gothic" w:cs="Malgun Gothic" w:eastAsia="Malgun Gothic" w:hAnsi="Malgun Gothic"/>
@@ -680,6 +781,25 @@
     </w:p>
     <w:p>
       <w:pPr>
+        <w:keepNext/>
+        <w:spacing w:after="45" w:before="120"/>
+      </w:pPr>
+      <w:r>
+        <w:rPr>
+          <w:rFonts w:ascii="Malgun Gothic" w:cs="Malgun Gothic" w:eastAsia="Malgun Gothic" w:hAnsi="Malgun Gothic"/>
+          <w:b/>
+          <w:bCs/>
+          <w:i w:val="false"/>
+          <w:iCs w:val="false"/>
+          <w:color w:val="174E45"/>
+          <w:sz w:val="20"/>
+          <w:szCs w:val="20"/>
+        </w:rPr>
+        <w:t xml:space="preserve">고도화 계획과 사업화</w:t>
+      </w:r>
+    </w:p>
+    <w:p>
+      <w:pPr>
         <w:spacing w:after="90" w:line="255"/>
         <w:jc w:val="left"/>
       </w:pPr>
@@ -694,7 +814,7 @@
           <w:sz w:val="19"/>
           <w:szCs w:val="19"/>
         </w:rPr>
-        <w:t xml:space="preserve">향후에는 사용자 인증과 장기 저장, 증빙 원본 보호, 기여자 신뢰도, 중복·조작 신호 탐지, 기관 검토·환류 API와 지역별 데이터 품질 대시보드로 확장합니다. 개발·디자인·데이터 검증은 단계별 외부 협업을 활용하되 제품 기준과 데이터 책임은 대표자가 직접 관리합니다.</w:t>
+        <w:t xml:space="preserve">향후에는 회원 인증·장기 저장, 증빙 원본 보호, 기여자 신뢰도, 중복·조작 신호 탐지, 기관 검토·환류 API와 지역별 데이터 품질 대시보드로 확장합니다. 무료 여행 플랜과 PWA 설치로 이용·방문·피드백 전환을 검증한 뒤, 여행자 프리미엄 기능, 로컬 사업자 정보 변경 리포트, 지자체·관광기관 품질 대시보드로 이어지는 B2C→B2B→B2G 모델을 단계적으로 검증합니다.</w:t>
       </w:r>
     </w:p>
     <w:p>
@@ -713,7 +833,7 @@
           <w:sz w:val="20"/>
           <w:szCs w:val="20"/>
         </w:rPr>
-        <w:t xml:space="preserve">사업화 계획</w:t>
+        <w:t xml:space="preserve">기대효과</w:t>
       </w:r>
     </w:p>
     <w:p>
@@ -732,45 +852,7 @@
           <w:sz w:val="19"/>
           <w:szCs w:val="19"/>
         </w:rPr>
-        <w:t xml:space="preserve">초기에는 무료 여행 플랜과 하루방으로 이용·방문·피드백 전환을 검증합니다. 이후 여행자용 공유 플랜·여행 저널·고급 비교 기능을 프리미엄으로 확장하고, 로컬 사업자에는 정보 변경 신호 리포트, 지자체·관광기관에는 데이터 공백·충돌·갱신 우선순위 대시보드를 제공하는 B2B·B2G 모델을 단계적으로 검증합니다.</w:t>
-      </w:r>
-    </w:p>
-    <w:p>
-      <w:pPr>
-        <w:keepNext/>
-        <w:spacing w:after="45" w:before="120"/>
-      </w:pPr>
-      <w:r>
-        <w:rPr>
-          <w:rFonts w:ascii="Malgun Gothic" w:cs="Malgun Gothic" w:eastAsia="Malgun Gothic" w:hAnsi="Malgun Gothic"/>
-          <w:b/>
-          <w:bCs/>
-          <w:i w:val="false"/>
-          <w:iCs w:val="false"/>
-          <w:color w:val="174E45"/>
-          <w:sz w:val="20"/>
-          <w:szCs w:val="20"/>
-        </w:rPr>
-        <w:t xml:space="preserve">기대효과</w:t>
-      </w:r>
-    </w:p>
-    <w:p>
-      <w:pPr>
-        <w:spacing w:after="90" w:line="255"/>
-        <w:jc w:val="left"/>
-      </w:pPr>
-      <w:r>
-        <w:rPr>
-          <w:rFonts w:ascii="Malgun Gothic" w:cs="Malgun Gothic" w:eastAsia="Malgun Gothic" w:hAnsi="Malgun Gothic"/>
-          <w:b w:val="false"/>
-          <w:bCs w:val="false"/>
-          <w:i w:val="false"/>
-          <w:iCs w:val="false"/>
-          <w:color w:val="202522"/>
-          <w:sz w:val="19"/>
-          <w:szCs w:val="19"/>
-        </w:rPr>
-        <w:t xml:space="preserve">여행자는 근거가 연결된 플랜으로 헛걸음과 일정 실패를 줄이고, 제주 지역은 다양한 권역과 장소의 발견 기회를 넓힐 수 있습니다. 공공기관은 실제 이용에서 반복 확인된 현장 신호로 갱신 우선순위를 판단하고, 공공데이터는 공개에서 끝나지 않고 활용·검증·보정·확장되는 지속 가능한 자산으로 발전합니다.</w:t>
+        <w:t xml:space="preserve">여행자는 근거가 연결된 플랜으로 헛걸음과 일정 실패를 줄이고, 제주 지역은 다양한 권역과 장소의 발견 기회를 넓힙니다. 공공기관은 실제 이용에서 반복 확인된 현장 신호로 갱신 우선순위를 판단하며, 공공데이터는 공개에서 끝나지 않고 활용·검증·보정·확장되는 지속 가능한 자산으로 발전합니다.</w:t>
       </w:r>
     </w:p>
     <w:tbl>
@@ -1330,7 +1412,7 @@
                 <w:sz w:val="18"/>
                 <w:szCs w:val="18"/>
               </w:rPr>
-              <w:t xml:space="preserve">공공데이터 후보·하루방 웹검색·사용자 직접입력이 실제 여행과 피드백을 거쳐 다시 데이터로 순환하는 서비스 화면</w:t>
+              <w:t xml:space="preserve">공공데이터·하루방 RAG·사용자 입력이 Trust Engine과 실제 여행 피드백을 거쳐 다시 근거 데이터로 순환하는 서비스 화면</w:t>
             </w:r>
           </w:p>
         </w:tc>
@@ -1408,7 +1490,7 @@
                 <w:sz w:val="18"/>
                 <w:szCs w:val="18"/>
               </w:rPr>
-              <w:t xml:space="preserve">“여행으로 검증하고 다시 강화하는 제주 공공데이터”</w:t>
+              <w:t xml:space="preserve">“공공데이터·RAG·Trust Engine으로 만드는 제주 여행 신뢰 라이프사이클”</w:t>
             </w:r>
           </w:p>
         </w:tc>
@@ -2032,7 +2114,7 @@
           <w:sz w:val="18"/>
           <w:szCs w:val="18"/>
         </w:rPr>
-        <w:t xml:space="preserve">사업계획서가 최신 라이프사이클 04번 PDF인지, 개인 1인 창업자 정보와 일치하는지 확인</w:t>
+        <w:t xml:space="preserve">사업계획서가 최신 기술 중심 04번 PDF인지, 개인 1인 창업자 정보와 일치하는지 확인</w:t>
       </w:r>
     </w:p>
     <w:p>
@@ -2152,7 +2234,7 @@
         <w:sz w:val="16"/>
         <w:szCs w:val="16"/>
       </w:rPr>
-      <w:t xml:space="preserve">제주를 담다 온라인 접수 라이프사이클 개정본  |  </w:t>
+      <w:t xml:space="preserve">제주를 담다 온라인 접수 입력문안 최신본  |  </w:t>
     </w:r>
     <w:r>
       <w:rPr>
